--- a/RFI-Docs/TeleOncology and Virtual Tumor Boards Talking Points 8-7-24.docx
+++ b/RFI-Docs/TeleOncology and Virtual Tumor Boards Talking Points 8-7-24.docx
@@ -4,6 +4,121 @@
   <w:body>
     <w:p>
       <w:pPr>
+        <w:jc w:val="left"/>
+      </w:pPr>
+      <w:r>
+        <w:rPr>
+          <w:color w:val="646464"/>
+          <w:sz w:val="18"/>
+        </w:rPr>
+        <w:t>Document: TeleOncology and Virtual Tumor Boards Talking Points 8-7-24.docx</w:t>
+      </w:r>
+    </w:p>
+    <w:p>
+      <w:pPr>
+        <w:jc w:val="left"/>
+      </w:pPr>
+      <w:r>
+        <w:rPr>
+          <w:color w:val="646464"/>
+          <w:sz w:val="18"/>
+        </w:rPr>
+        <w:t>Title: TeleOncology and Virtual Tumor Boards Talking Points 8-7-24</w:t>
+      </w:r>
+    </w:p>
+    <w:p>
+      <w:pPr>
+        <w:jc w:val="left"/>
+      </w:pPr>
+      <w:r>
+        <w:rPr>
+          <w:color w:val="646464"/>
+          <w:sz w:val="18"/>
+        </w:rPr>
+        <w:t>Topic: Precision Oncology | Type: Talking Points</w:t>
+      </w:r>
+    </w:p>
+    <w:p>
+      <w:pPr>
+        <w:jc w:val="left"/>
+      </w:pPr>
+      <w:r>
+        <w:rPr>
+          <w:color w:val="646464"/>
+          <w:sz w:val="18"/>
+        </w:rPr>
+        <w:t>Created: 2024-08-27 | By: Richman, Michael (VACO)</w:t>
+      </w:r>
+    </w:p>
+    <w:p>
+      <w:pPr>
+        <w:jc w:val="left"/>
+      </w:pPr>
+      <w:r>
+        <w:rPr>
+          <w:color w:val="646464"/>
+          <w:sz w:val="18"/>
+        </w:rPr>
+        <w:t>Modified: 2026-02-02 | By: Bartlinski, David</w:t>
+      </w:r>
+    </w:p>
+    <w:p>
+      <w:pPr>
+        <w:jc w:val="left"/>
+      </w:pPr>
+      <w:r>
+        <w:rPr>
+          <w:color w:val="C8C8C8"/>
+          <w:sz w:val="16"/>
+        </w:rPr>
+        <w:t>────────────────────────────────────────────────────────────────────────────────</w:t>
+      </w:r>
+    </w:p>
+    <w:p>
+      <w:pPr>
+        <w:jc w:val="left"/>
+      </w:pPr>
+      <w:r/>
+    </w:p>
+    <w:p>
+      <w:pPr>
+        <w:jc w:val="left"/>
+      </w:pPr>
+      <w:r>
+        <w:rPr>
+          <w:color w:val="646464"/>
+          <w:sz w:val="18"/>
+        </w:rPr>
+        <w:t>Topic: Precision Oncology | Type: Talking Points</w:t>
+      </w:r>
+    </w:p>
+    <w:p>
+      <w:pPr>
+        <w:jc w:val="left"/>
+      </w:pPr>
+      <w:r>
+        <w:rPr>
+          <w:color w:val="646464"/>
+          <w:sz w:val="18"/>
+        </w:rPr>
+        <w:t>Created: 2024-08-27 | By: Richman, Michael (VACO)</w:t>
+      </w:r>
+    </w:p>
+    <w:p>
+      <w:pPr>
+        <w:jc w:val="left"/>
+      </w:pPr>
+      <w:r>
+        <w:rPr>
+          <w:color w:val="646464"/>
+          <w:sz w:val="18"/>
+        </w:rPr>
+        <w:t>Modified: 2026-02-02 | By: Bartlinski, David</w:t>
+      </w:r>
+    </w:p>
+    <w:p>
+      <w:pPr>
+        <w:jc w:val="left"/>
         <w:rPr>
           <w:sz w:val="28"/>
           <w:szCs w:val="28"/>
@@ -11,10 +126,10 @@
       </w:pPr>
       <w:r>
         <w:rPr>
-          <w:sz w:val="28"/>
-          <w:szCs w:val="28"/>
+          <w:color w:val="C8C8C8"/>
+          <w:sz w:val="16"/>
         </w:rPr>
-        <w:t>PLEASE CHECK WITH VHA’s ONCOLOGY OFFICE BEFORE PUBLICLY USING THESE TALKING POINTS.</w:t>
+        <w:t>────────────────────────────────────────────────────────────────────────────────</w:t>
       </w:r>
     </w:p>
     <w:p>
@@ -22,14 +137,7 @@
         <w:pStyle w:val="Heading1"/>
         <w:jc w:val="center"/>
       </w:pPr>
-      <w:proofErr w:type="spellStart"/>
-      <w:r>
-        <w:t>TeleOncology</w:t>
-      </w:r>
-      <w:proofErr w:type="spellEnd"/>
-      <w:r>
-        <w:t xml:space="preserve"> and Virtual Tumor Boards Talking Points</w:t>
-      </w:r>
+      <w:r/>
     </w:p>
     <w:p>
       <w:pPr>
